--- a/paidagogiko/ΠΡΥ 036-1 - Διδακτική Πληροφορικής Ι/assginment-11-10-2026/B41M8 - Σχολικό κυλικείο - Φύλλο Εργασίας.docx
+++ b/paidagogiko/ΠΡΥ 036-1 - Διδακτική Πληροφορικής Ι/assginment-11-10-2026/B41M8 - Σχολικό κυλικείο - Φύλλο Εργασίας.docx
@@ -44,41 +44,11 @@
         <w:spacing w:after="80"/>
         <w:jc w:val="center"/>
       </w:pPr>
-      <w:proofErr w:type="spellStart"/>
-      <w:proofErr w:type="gramStart"/>
       <w:r>
         <w:rPr>
           <w:sz w:val="19"/>
         </w:rPr>
-        <w:t>Όνομ</w:t>
-      </w:r>
-      <w:proofErr w:type="spellEnd"/>
-      <w:r>
-        <w:rPr>
-          <w:sz w:val="19"/>
-        </w:rPr>
-        <w:t xml:space="preserve">α: _________________________    </w:t>
-      </w:r>
-      <w:proofErr w:type="spellStart"/>
-      <w:r>
-        <w:rPr>
-          <w:sz w:val="19"/>
-        </w:rPr>
-        <w:t>Τμήμ</w:t>
-      </w:r>
-      <w:proofErr w:type="spellEnd"/>
-      <w:r>
-        <w:rPr>
-          <w:sz w:val="19"/>
-        </w:rPr>
-        <w:t xml:space="preserve">α: __________    Ημερομηνία: </w:t>
-      </w:r>
-      <w:proofErr w:type="gramEnd"/>
-      <w:r>
-        <w:rPr>
-          <w:sz w:val="19"/>
-        </w:rPr>
-        <w:t>__________</w:t>
+        <w:t>Όνομα: _________________________    Τμήμα: __________    Ημερομηνία: __________</w:t>
       </w:r>
     </w:p>
     <w:p>
@@ -177,29 +147,8 @@
         </w:rPr>
         <w:t xml:space="preserve">Δημιούργησε ένα νέο βιβλίο εργασίας και καταχώρισε τον παρακάτω πίνακα. </w:t>
       </w:r>
-      <w:proofErr w:type="spellStart"/>
       <w:r>
-        <w:t>Στο</w:t>
-      </w:r>
-      <w:proofErr w:type="spellEnd"/>
-      <w:r>
-        <w:t xml:space="preserve"> </w:t>
-      </w:r>
-      <w:proofErr w:type="spellStart"/>
-      <w:r>
-        <w:t>κελί</w:t>
-      </w:r>
-      <w:proofErr w:type="spellEnd"/>
-      <w:r>
-        <w:t xml:space="preserve"> H2 </w:t>
-      </w:r>
-      <w:proofErr w:type="spellStart"/>
-      <w:r>
-        <w:t>γράψε</w:t>
-      </w:r>
-      <w:proofErr w:type="spellEnd"/>
-      <w:r>
-        <w:t xml:space="preserve"> τον ΦΠΑ </w:t>
+        <w:t xml:space="preserve">Στο κελί H2 γράψε τον ΦΠΑ </w:t>
       </w:r>
       <w:r>
         <w:rPr>
@@ -1524,46 +1473,8 @@
           <w:sz w:val="34"/>
         </w:rPr>
         <w:lastRenderedPageBreak/>
-        <w:t>Β41Μ</w:t>
+        <w:t>Β41Μ8  Σχολικό κυλικείο</w:t>
       </w:r>
-      <w:proofErr w:type="gramStart"/>
-      <w:r>
-        <w:rPr>
-          <w:rFonts w:ascii="Aptos Display" w:hAnsi="Aptos Display"/>
-          <w:b/>
-          <w:sz w:val="34"/>
-        </w:rPr>
-        <w:t xml:space="preserve">8  </w:t>
-      </w:r>
-      <w:proofErr w:type="spellStart"/>
-      <w:r>
-        <w:rPr>
-          <w:rFonts w:ascii="Aptos Display" w:hAnsi="Aptos Display"/>
-          <w:b/>
-          <w:sz w:val="34"/>
-        </w:rPr>
-        <w:t>Σχολικό</w:t>
-      </w:r>
-      <w:proofErr w:type="spellEnd"/>
-      <w:proofErr w:type="gramEnd"/>
-      <w:r>
-        <w:rPr>
-          <w:rFonts w:ascii="Aptos Display" w:hAnsi="Aptos Display"/>
-          <w:b/>
-          <w:sz w:val="34"/>
-        </w:rPr>
-        <w:t xml:space="preserve"> </w:t>
-      </w:r>
-      <w:proofErr w:type="spellStart"/>
-      <w:r>
-        <w:rPr>
-          <w:rFonts w:ascii="Aptos Display" w:hAnsi="Aptos Display"/>
-          <w:b/>
-          <w:sz w:val="34"/>
-        </w:rPr>
-        <w:t>κυλικείο</w:t>
-      </w:r>
-      <w:proofErr w:type="spellEnd"/>
     </w:p>
     <w:tbl>
       <w:tblPr>
@@ -1973,19 +1884,49 @@
         <w:rPr>
           <w:lang w:val="el-GR"/>
         </w:rPr>
-        <w:t xml:space="preserve">Στο </w:t>
-      </w:r>
-      <w:r>
-        <w:t>F</w:t>
+        <w:t xml:space="preserve">Εξήγησε με μία πρόταση </w:t>
       </w:r>
       <w:r>
         <w:rPr>
           <w:lang w:val="el-GR"/>
         </w:rPr>
-        <w:t xml:space="preserve">9 υπολόγισε τη συνολική αξία όλων των προϊόντων με τη συνάρτηση </w:t>
+        <w:t xml:space="preserve">την διαφορά του </w:t>
       </w:r>
       <w:r>
-        <w:t>SUM</w:t>
+        <w:rPr>
+          <w:lang w:val="el-GR"/>
+        </w:rPr>
+        <w:t>$</w:t>
+      </w:r>
+      <w:r>
+        <w:t>H</w:t>
+      </w:r>
+      <w:r>
+        <w:rPr>
+          <w:lang w:val="el-GR"/>
+        </w:rPr>
+        <w:t>2</w:t>
+      </w:r>
+      <w:r>
+        <w:rPr>
+          <w:lang w:val="el-GR"/>
+        </w:rPr>
+        <w:t xml:space="preserve"> από το </w:t>
+      </w:r>
+      <w:r>
+        <w:t>H</w:t>
+      </w:r>
+      <w:r>
+        <w:rPr>
+          <w:lang w:val="el-GR"/>
+        </w:rPr>
+        <w:t>$2</w:t>
+      </w:r>
+      <w:r>
+        <w:rPr>
+          <w:lang w:val="el-GR"/>
+        </w:rPr>
+        <w:t xml:space="preserve"> </w:t>
       </w:r>
       <w:r>
         <w:rPr>
@@ -1993,15 +1934,6 @@
         </w:rPr>
         <w:t>.</w:t>
       </w:r>
-    </w:p>
-    <w:p>
-      <w:pPr>
-        <w:spacing w:after="20"/>
-        <w:ind w:left="317"/>
-        <w:rPr>
-          <w:lang w:val="el-GR"/>
-        </w:rPr>
-      </w:pPr>
       <w:r>
         <w:rPr>
           <w:color w:val="7A7A7A"/>
